--- a/outsystems/niveau-1/deel-06/reader.docx
+++ b/outsystems/niveau-1/deel-06/reader.docx
@@ -78,6 +78,58 @@
     <w:p>
       <w:r>
         <w:t>Het punt van een Aggregate is niet dat je geen SQL-kennis nodig hebt — het is dat 90% van de queries die je in een applicatie als deze nodig hebt, zich laat uitdrukken in filters, sorteringen en joins zonder dat je zelf SQL hoeft te schrijven of te onderhouden. Het platform optimaliseert de query en houdt hem synchroon met wijzigingen in het datamodel.</w:t>
+      </w:r>
+    </w:p>
+    <w:p>
+      <w:pPr>
+        <w:jc w:val="center"/>
+      </w:pPr>
+      <w:r>
+        <w:drawing>
+          <wp:inline xmlns:a="http://schemas.openxmlformats.org/drawingml/2006/main" xmlns:pic="http://schemas.openxmlformats.org/drawingml/2006/picture">
+            <wp:extent cx="5580000" cy="2869714"/>
+            <wp:docPr id="1" name="Picture 1"/>
+            <wp:cNvGraphicFramePr>
+              <a:graphicFrameLocks noChangeAspect="1"/>
+            </wp:cNvGraphicFramePr>
+            <a:graphic>
+              <a:graphicData uri="http://schemas.openxmlformats.org/drawingml/2006/picture">
+                <pic:pic>
+                  <pic:nvPicPr>
+                    <pic:cNvPr id="0" name="figuur-6-1.png"/>
+                    <pic:cNvPicPr/>
+                  </pic:nvPicPr>
+                  <pic:blipFill>
+                    <a:blip r:embed="rId9"/>
+                    <a:stretch>
+                      <a:fillRect/>
+                    </a:stretch>
+                  </pic:blipFill>
+                  <pic:spPr>
+                    <a:xfrm>
+                      <a:off x="0" y="0"/>
+                      <a:ext cx="5580000" cy="2869714"/>
+                    </a:xfrm>
+                    <a:prstGeom prst="rect"/>
+                  </pic:spPr>
+                </pic:pic>
+              </a:graphicData>
+            </a:graphic>
+          </wp:inline>
+        </w:drawing>
+      </w:r>
+    </w:p>
+    <w:p>
+      <w:pPr>
+        <w:jc w:val="center"/>
+      </w:pPr>
+      <w:r>
+        <w:rPr>
+          <w:i/>
+          <w:color w:val="55606F"/>
+          <w:sz w:val="18"/>
+        </w:rPr>
+        <w:t>Figuur 6-1 — Aggregate-editor met SQL-preview naast elkaar</w:t>
       </w:r>
     </w:p>
     <w:p>
